--- a/por/docx/44.content.docx
+++ b/por/docx/44.content.docx
@@ -28,22 +28,6 @@
       </w:r>
     </w:p>
     <w:p>
-      <w:pPr>
-        <w:pStyle w:val="Heading2"/>
-      </w:pPr>
-      <w:r>
-        <w:rPr>
-          <w:lang w:val="pt_PT" w:bidi="pt_PT"/>
-        </w:rPr>
-        <w:t>License Information</w:t>
-      </w:r>
-      <w:r>
-        <w:rPr>
-          <w:lang w:val="pt_PT" w:bidi="pt_PT"/>
-        </w:rPr>
-      </w:r>
-    </w:p>
-    <w:p>
       <w:pPr/>
       <w:r>
         <w:rPr>
@@ -55,86 +39,25 @@
           <w:b/>
           <w:lang w:val="pt_PT" w:bidi="pt_PT"/>
         </w:rPr>
-        <w:t>Notas de Estudo (Biblica)</w:t>
-      </w:r>
-      <w:r>
-        <w:rPr>
-          <w:lang w:val="pt_PT" w:bidi="pt_PT"/>
-        </w:rPr>
-        <w:t xml:space="preserve"> (Portuguese) is based on</w:t>
-      </w:r>
-      <w:r>
-        <w:rPr>
-          <w:lang w:val="pt_PT" w:bidi="pt_PT"/>
-        </w:rPr>
-        <w:t xml:space="preserve">: </w:t>
-      </w:r>
-      <w:r>
-        <w:rPr>
-          <w:lang w:val="pt_PT" w:bidi="pt_PT"/>
-        </w:rPr>
         <w:t>Biblica Study Notes</w:t>
       </w:r>
       <w:r>
         <w:rPr>
           <w:lang w:val="pt_PT" w:bidi="pt_PT"/>
         </w:rPr>
-        <w:t xml:space="preserve">, </w:t>
-      </w:r>
-      <w:hyperlink r:id="rId13">
-        <w:r>
-          <w:rPr>
-            <w:lang w:val="pt_PT" w:bidi="pt_PT"/>
-          </w:rPr>
-          <w:rPr>
-            <w:color w:val="0000EE"/>
-            <w:u w:val="single"/>
-          </w:rPr>
-          <w:t>Biblica Inc.</w:t>
-        </w:r>
-      </w:hyperlink>
-      <w:r>
-        <w:rPr>
-          <w:lang w:val="pt_PT" w:bidi="pt_PT"/>
-        </w:rPr>
-        <w:t xml:space="preserve">, 2023, which is licensed under a </w:t>
-      </w:r>
-      <w:hyperlink r:id="rId14">
-        <w:r>
-          <w:rPr>
-            <w:lang w:val="pt_PT" w:bidi="pt_PT"/>
-          </w:rPr>
-          <w:rPr>
-            <w:color w:val="0000EE"/>
-            <w:u w:val="single"/>
-          </w:rPr>
-          <w:t>CC BY-SA 4.0 license</w:t>
-        </w:r>
-      </w:hyperlink>
-      <w:r>
-        <w:rPr>
-          <w:lang w:val="pt_PT" w:bidi="pt_PT"/>
-        </w:rPr>
-        <w:t>.</w:t>
-      </w:r>
-      <w:r>
-        <w:rPr>
-          <w:lang w:val="pt_PT" w:bidi="pt_PT"/>
-        </w:rPr>
-      </w:r>
-    </w:p>
-    <w:p>
-      <w:pPr/>
-      <w:r>
-        <w:rPr>
-          <w:lang w:val="pt_PT" w:bidi="pt_PT"/>
-        </w:rPr>
-      </w:r>
-      <w:r>
-        <w:rPr>
-          <w:lang w:val="pt_PT" w:bidi="pt_PT"/>
-        </w:rPr>
-        <w:t>This PDF version is provided under the same license.</w:t>
+        <w:t xml:space="preserve"> © 2023 Biblica Inc. Released under CC BY-SA 4.0 license. </w:t>
+      </w:r>
+      <w:r>
+        <w:rPr>
+          <w:lang w:val="pt_PT" w:bidi="pt_PT"/>
+        </w:rPr>
+        <w:t>Biblica Study Notes</w:t>
+      </w:r>
+      <w:r>
+        <w:rPr>
+          <w:lang w:val="pt_PT" w:bidi="pt_PT"/>
+        </w:rPr>
+        <w:t xml:space="preserve"> has been adapted in the following languages: Tok Pisin, Arabic (عربي), French (Français), Hindi (हिंदी), Indonesian (Bahasa Indonesia), Portuguese (Português), Russian (Русский), Spanish (Español), Swahili (Kiswahili), and Simplified Chinese (简体中文)from Biblica Study Notes © 2023 Biblica Inc. Released under CC BY-SA 4.0 license by Mission Mutual</w:t>
       </w:r>
       <w:r>
         <w:rPr>

--- a/por/docx/44.content.docx
+++ b/por/docx/44.content.docx
@@ -116,26 +116,6 @@
           <w:lang w:val="pt_PT" w:bidi="pt_PT"/>
         </w:rPr>
         <w:t>ACT</w:t>
-      </w:r>
-      <w:r>
-        <w:rPr>
-          <w:lang w:val="pt_PT" w:bidi="pt_PT"/>
-        </w:rPr>
-      </w:r>
-    </w:p>
-    <w:p>
-      <w:pPr/>
-      <w:r>
-        <w:rPr>
-          <w:lang w:val="pt_PT" w:bidi="pt_PT"/>
-        </w:rPr>
-      </w:r>
-      <w:r>
-        <w:rPr>
-          <w:i/>
-          <w:lang w:val="pt_PT" w:bidi="pt_PT"/>
-        </w:rPr>
-        <w:t>Atos 1.1–11, Atos 1.12–26, Atos 2.1–13, Atos 2.14–41, Atos 2.42–47, Atos 3.1–10, Atos 3.11–26, Atos 4.1–22, Atos 4.23–37, Atos 5.1–11, Atos 5.12–26, Atos 5.27–42, Atos 6.1–7, Atos 6.8–15, Atos 7.1–43, Atos 7.44–53, Atos 7.54–60, Atos 8.1–8, Atos 8.9–25, Atos 8.26–40, Atos 9.1–19, Atos 9.20–31, Atos 9.32–43, Atos 10.1–16, Atos 10.17–33, Atos 10.34–48, Atos 11.1–18, Atos 11.19–30, Atos 12.1–17, Atos 12.18–24, Atos 12.25–13.12, Atos 13.13–41, Atos 13.42–52, Atos 14.1–7, Atos 14.8–18, Atos 14.19–28, Atos 15.1–35, Atos 15.36–41, Atos 16.1–10, Atos 16.11–24, Atos 16.25–40, Atos 17.1–15, Atos 17.16–34, Atos 18.1–17, Atos 18.18–28, Atos 19.1–22, Atos 19.23–41, Atos 20.1–12, Atos 20.13–38, Atos 21.1–16, Atos 21.17–26, Atos 21.27–40, Atos 22.1–30, Atos 23.1–35, Atos 24.1–27, Atos 25.1–27, Atos 26.1–32, Atos 27.1–44, Atos 28.1–16, Atos 28.17–31</w:t>
       </w:r>
       <w:r>
         <w:rPr>

--- a/por/docx/44.content.docx
+++ b/por/docx/44.content.docx
@@ -19,7 +19,7 @@
         <w:rPr>
           <w:lang w:val="pt_PT" w:bidi="pt_PT"/>
         </w:rPr>
-        <w:t>Resource: Notas de Estudo (Biblica)</w:t>
+        <w:t>Resource: Biblica Study Notes</w:t>
       </w:r>
       <w:r>
         <w:rPr>
@@ -78,7 +78,7 @@
         <w:rPr>
           <w:lang w:val="pt_PT" w:bidi="pt_PT"/>
         </w:rPr>
-        <w:t>Notas de Estudo (Biblica)</w:t>
+        <w:t>Biblica Study Notes</w:t>
       </w:r>
     </w:p>
     <w:p>
